--- a/app/db/seed_data/templates/DEFAULT_ENG_invoice.docx
+++ b/app/db/seed_data/templates/DEFAULT_ENG_invoice.docx
@@ -69,7 +69,6 @@
             <w:pPr>
               <w:keepNext w:val="0"/>
               <w:keepLines w:val="0"/>
-              <w:pageBreakBefore w:val="0"/>
               <w:widowControl w:val="0"/>
               <w:pBdr>
                 <w:top w:space="0" w:sz="0" w:val="nil"/>
@@ -147,7 +146,6 @@
             <w:pPr>
               <w:keepNext w:val="0"/>
               <w:keepLines w:val="0"/>
-              <w:pageBreakBefore w:val="0"/>
               <w:widowControl w:val="0"/>
               <w:pBdr>
                 <w:top w:space="0" w:sz="0" w:val="nil"/>
@@ -180,7 +178,6 @@
             <w:pPr>
               <w:keepNext w:val="0"/>
               <w:keepLines w:val="0"/>
-              <w:pageBreakBefore w:val="0"/>
               <w:widowControl w:val="0"/>
               <w:pBdr>
                 <w:top w:space="0" w:sz="0" w:val="nil"/>
@@ -197,24 +194,138 @@
             </w:pPr>
             <w:r>
               <w:rPr>
-                <w:rFonts w:ascii="Arial" w:cs="Arial" w:eastAsia="Arial" w:hAnsi="Arial"/>
-                <w:sz w:val="20"/>
-                <w:szCs w:val="20"/>
-                <w:rtl w:val="0"/>
-              </w:rPr>
-              <w:t xml:space="preserve">{{ provider_address, provider_phone, provider_email, sep=”, “ }}</w:t>
-            </w:r>
-            <w:r>
-              <w:rPr>
-                <w:rtl w:val="0"/>
-              </w:rPr>
+                <w:rtl w:val="0"/>
+              </w:rPr>
+              <w:t xml:space="preserve">{{ provider_tax_sys }}: {{ provider_tax_id }}</w:t>
             </w:r>
           </w:p>
           <w:p>
             <w:pPr>
               <w:keepNext w:val="0"/>
               <w:keepLines w:val="0"/>
-              <w:pageBreakBefore w:val="0"/>
+              <w:widowControl w:val="0"/>
+              <w:pBdr>
+                <w:top w:space="0" w:sz="0" w:val="nil"/>
+                <w:left w:space="0" w:sz="0" w:val="nil"/>
+                <w:bottom w:space="0" w:sz="0" w:val="nil"/>
+                <w:right w:space="0" w:sz="0" w:val="nil"/>
+                <w:between w:space="0" w:sz="0" w:val="nil"/>
+              </w:pBdr>
+              <w:shd w:fill="auto" w:val="clear"/>
+              <w:spacing w:after="0" w:before="0" w:line="240" w:lineRule="auto"/>
+              <w:ind w:left="0" w:right="0" w:firstLine="0"/>
+              <w:jc w:val="left"/>
+              <w:rPr/>
+            </w:pPr>
+            <w:r>
+              <w:rPr>
+                <w:rFonts w:ascii="Arial" w:cs="Arial" w:eastAsia="Arial" w:hAnsi="Arial"/>
+                <w:sz w:val="20"/>
+                <w:szCs w:val="20"/>
+                <w:rtl w:val="0"/>
+              </w:rPr>
+              <w:t xml:space="preserve">{{</w:t>
+            </w:r>
+            <w:r>
+              <w:rPr>
+                <w:rtl w:val="0"/>
+              </w:rPr>
+              <w:t xml:space="preserve"> </w:t>
+            </w:r>
+            <w:r>
+              <w:rPr>
+                <w:rFonts w:ascii="Arial" w:cs="Arial" w:eastAsia="Arial" w:hAnsi="Arial"/>
+                <w:sz w:val="20"/>
+                <w:szCs w:val="20"/>
+                <w:rtl w:val="0"/>
+              </w:rPr>
+              <w:t xml:space="preserve">provider_address,</w:t>
+            </w:r>
+            <w:r>
+              <w:rPr>
+                <w:rtl w:val="0"/>
+              </w:rPr>
+              <w:t xml:space="preserve"> </w:t>
+            </w:r>
+            <w:r>
+              <w:rPr>
+                <w:rFonts w:ascii="Arial" w:cs="Arial" w:eastAsia="Arial" w:hAnsi="Arial"/>
+                <w:sz w:val="20"/>
+                <w:szCs w:val="20"/>
+                <w:rtl w:val="0"/>
+              </w:rPr>
+              <w:t xml:space="preserve">provider_phone</w:t>
+            </w:r>
+            <w:r>
+              <w:rPr>
+                <w:rtl w:val="0"/>
+              </w:rPr>
+              <w:t xml:space="preserve">, p</w:t>
+            </w:r>
+            <w:r>
+              <w:rPr>
+                <w:rFonts w:ascii="Arial" w:cs="Arial" w:eastAsia="Arial" w:hAnsi="Arial"/>
+                <w:sz w:val="20"/>
+                <w:szCs w:val="20"/>
+                <w:rtl w:val="0"/>
+              </w:rPr>
+              <w:t xml:space="preserve">rovider_email</w:t>
+            </w:r>
+            <w:r>
+              <w:rPr>
+                <w:rtl w:val="0"/>
+              </w:rPr>
+              <w:t xml:space="preserve">, </w:t>
+            </w:r>
+            <w:r>
+              <w:rPr>
+                <w:rFonts w:ascii="Arial" w:cs="Arial" w:eastAsia="Arial" w:hAnsi="Arial"/>
+                <w:sz w:val="20"/>
+                <w:szCs w:val="20"/>
+                <w:rtl w:val="0"/>
+              </w:rPr>
+              <w:t xml:space="preserve">sep=</w:t>
+            </w:r>
+            <w:r>
+              <w:rPr>
+                <w:rtl w:val="0"/>
+              </w:rPr>
+              <w:t xml:space="preserve">”</w:t>
+            </w:r>
+            <w:r>
+              <w:rPr>
+                <w:rFonts w:ascii="Arial" w:cs="Arial" w:eastAsia="Arial" w:hAnsi="Arial"/>
+                <w:sz w:val="20"/>
+                <w:szCs w:val="20"/>
+                <w:rtl w:val="0"/>
+              </w:rPr>
+              <w:t xml:space="preserve">, </w:t>
+            </w:r>
+            <w:r>
+              <w:rPr>
+                <w:rtl w:val="0"/>
+              </w:rPr>
+              <w:t xml:space="preserve">“</w:t>
+            </w:r>
+            <w:r>
+              <w:rPr>
+                <w:rFonts w:ascii="Arial" w:cs="Arial" w:eastAsia="Arial" w:hAnsi="Arial"/>
+                <w:sz w:val="20"/>
+                <w:szCs w:val="20"/>
+                <w:rtl w:val="0"/>
+              </w:rPr>
+              <w:t xml:space="preserve"> }}</w:t>
+            </w:r>
+            <w:r>
+              <w:rPr>
+                <w:rtl w:val="0"/>
+              </w:rPr>
+            </w:r>
+          </w:p>
+          <w:p>
+            <w:pPr>
+              <w:keepNext w:val="0"/>
+              <w:keepLines w:val="0"/>
               <w:widowControl w:val="0"/>
               <w:pBdr>
                 <w:top w:space="0" w:sz="0" w:val="nil"/>
@@ -360,7 +471,6 @@
             <w:pPr>
               <w:keepNext w:val="0"/>
               <w:keepLines w:val="0"/>
-              <w:pageBreakBefore w:val="0"/>
               <w:widowControl w:val="0"/>
               <w:pBdr>
                 <w:top w:space="0" w:sz="0" w:val="nil"/>
@@ -395,7 +505,6 @@
             <w:pPr>
               <w:keepNext w:val="0"/>
               <w:keepLines w:val="0"/>
-              <w:pageBreakBefore w:val="0"/>
               <w:widowControl w:val="0"/>
               <w:pBdr>
                 <w:top w:space="0" w:sz="0" w:val="nil"/>
@@ -523,13 +632,13 @@
                       <w:szCs w:val="20"/>
                       <w:rtl w:val="0"/>
                     </w:rPr>
-                    <w:t xml:space="preserve">{{ prefix, id, sep</w:t>
+                    <w:t xml:space="preserve">{{ prefix }}</w:t>
                   </w:r>
                   <w:r>
                     <w:rPr>
                       <w:rtl w:val="0"/>
                     </w:rPr>
-                    <w:t xml:space="preserve">=””</w:t>
+                    <w:t xml:space="preserve">{{</w:t>
                   </w:r>
                   <w:r>
                     <w:rPr>
@@ -538,7 +647,22 @@
                       <w:szCs w:val="20"/>
                       <w:rtl w:val="0"/>
                     </w:rPr>
-                    <w:t xml:space="preserve"> }}</w:t>
+                    <w:t xml:space="preserve"> id</w:t>
+                  </w:r>
+                  <w:r>
+                    <w:rPr>
+                      <w:rtl w:val="0"/>
+                    </w:rPr>
+                    <w:t xml:space="preserve"> </w:t>
+                  </w:r>
+                  <w:r>
+                    <w:rPr>
+                      <w:rFonts w:ascii="Arial" w:cs="Arial" w:eastAsia="Arial" w:hAnsi="Arial"/>
+                      <w:sz w:val="20"/>
+                      <w:szCs w:val="20"/>
+                      <w:rtl w:val="0"/>
+                    </w:rPr>
+                    <w:t xml:space="preserve">}}</w:t>
                   </w:r>
                 </w:p>
               </w:tc>
@@ -607,7 +731,6 @@
                   <w:pPr>
                     <w:keepNext w:val="0"/>
                     <w:keepLines w:val="0"/>
-                    <w:pageBreakBefore w:val="0"/>
                     <w:widowControl w:val="0"/>
                     <w:pBdr>
                       <w:top w:space="0" w:sz="0" w:val="nil"/>
@@ -643,7 +766,6 @@
             <w:pPr>
               <w:keepNext w:val="0"/>
               <w:keepLines w:val="0"/>
-              <w:pageBreakBefore w:val="0"/>
               <w:widowControl w:val="0"/>
               <w:pBdr>
                 <w:top w:space="0" w:sz="0" w:val="nil"/>
@@ -690,7 +812,6 @@
             <w:pPr>
               <w:keepNext w:val="0"/>
               <w:keepLines w:val="0"/>
-              <w:pageBreakBefore w:val="0"/>
               <w:widowControl w:val="0"/>
               <w:pBdr>
                 <w:top w:space="0" w:sz="0" w:val="nil"/>
@@ -725,7 +846,6 @@
             <w:pPr>
               <w:keepNext w:val="0"/>
               <w:keepLines w:val="0"/>
-              <w:pageBreakBefore w:val="0"/>
               <w:widowControl w:val="0"/>
               <w:pBdr>
                 <w:top w:space="0" w:sz="0" w:val="nil"/>
@@ -754,7 +874,6 @@
             <w:pPr>
               <w:keepNext w:val="0"/>
               <w:keepLines w:val="0"/>
-              <w:pageBreakBefore w:val="0"/>
               <w:widowControl w:val="0"/>
               <w:pBdr>
                 <w:top w:space="0" w:sz="0" w:val="nil"/>
@@ -780,14 +899,13 @@
                 <w:szCs w:val="20"/>
                 <w:rtl w:val="0"/>
               </w:rPr>
-              <w:t xml:space="preserve">{{ client_type }},</w:t>
+              <w:t xml:space="preserve">{{ client_type }}</w:t>
             </w:r>
           </w:p>
           <w:p>
             <w:pPr>
               <w:keepNext w:val="0"/>
               <w:keepLines w:val="0"/>
-              <w:pageBreakBefore w:val="0"/>
               <w:widowControl w:val="0"/>
               <w:pBdr>
                 <w:top w:space="0" w:sz="0" w:val="nil"/>
@@ -813,14 +931,13 @@
                 <w:szCs w:val="20"/>
                 <w:rtl w:val="0"/>
               </w:rPr>
-              <w:t xml:space="preserve">{{ client_name }},</w:t>
+              <w:t xml:space="preserve">{{ client_name }}</w:t>
             </w:r>
           </w:p>
           <w:p>
             <w:pPr>
               <w:keepNext w:val="0"/>
               <w:keepLines w:val="0"/>
-              <w:pageBreakBefore w:val="0"/>
               <w:widowControl w:val="0"/>
               <w:pBdr>
                 <w:top w:space="0" w:sz="0" w:val="nil"/>
@@ -846,14 +963,13 @@
                 <w:szCs w:val="20"/>
                 <w:rtl w:val="0"/>
               </w:rPr>
-              <w:t xml:space="preserve">{{client_tax_sys}}: {{client_tax_id}},</w:t>
+              <w:t xml:space="preserve">{{client_tax_sys}}: {{client_tax_id}}</w:t>
             </w:r>
           </w:p>
           <w:p>
             <w:pPr>
               <w:keepNext w:val="0"/>
               <w:keepLines w:val="0"/>
-              <w:pageBreakBefore w:val="0"/>
               <w:widowControl w:val="0"/>
               <w:pBdr>
                 <w:top w:space="0" w:sz="0" w:val="nil"/>
@@ -879,14 +995,13 @@
                 <w:szCs w:val="20"/>
                 <w:rtl w:val="0"/>
               </w:rPr>
-              <w:t xml:space="preserve">{{ client_address, client_phone, client_email, sep=”, “ }},</w:t>
+              <w:t xml:space="preserve">{{ client_address, client_phone, client_email, sep=”, “ }}</w:t>
             </w:r>
           </w:p>
           <w:p>
             <w:pPr>
               <w:keepNext w:val="0"/>
               <w:keepLines w:val="0"/>
-              <w:pageBreakBefore w:val="0"/>
               <w:widowControl w:val="0"/>
               <w:pBdr>
                 <w:top w:space="0" w:sz="0" w:val="nil"/>
@@ -918,20 +1033,6 @@
         </w:tc>
       </w:tr>
     </w:tbl>
-    <w:p>
-      <w:pPr>
-        <w:rPr>
-          <w:rFonts w:ascii="Arial" w:cs="Arial" w:eastAsia="Arial" w:hAnsi="Arial"/>
-          <w:sz w:val="20"/>
-          <w:szCs w:val="20"/>
-        </w:rPr>
-      </w:pPr>
-      <w:r>
-        <w:rPr>
-          <w:rtl w:val="0"/>
-        </w:rPr>
-      </w:r>
-    </w:p>
     <w:p>
       <w:pPr>
         <w:rPr>
@@ -1157,7 +1258,7 @@
         <w:pStyle w:val="Heading4"/>
         <w:rPr/>
       </w:pPr>
-      <w:bookmarkStart w:colFirst="0" w:colLast="0" w:name="_eklif57pyrdt" w:id="0"/>
+      <w:bookmarkStart w:colFirst="0" w:colLast="0" w:name="_heading=h.ukcjjtry7sos" w:id="0"/>
       <w:bookmarkEnd w:id="0"/>
       <w:r>
         <w:rPr>
@@ -1166,7 +1267,7 @@
       </w:r>
     </w:p>
     <w:sectPr>
-      <w:headerReference r:id="rId6" w:type="default"/>
+      <w:headerReference r:id="rId7" w:type="default"/>
       <w:pgSz w:h="16838" w:w="11906" w:orient="portrait"/>
       <w:pgMar w:bottom="1440" w:top="1440" w:left="1080" w:right="1080" w:header="720" w:footer="720"/>
       <w:pgNumType w:start="1"/>
@@ -1304,6 +1405,55 @@
       <w:keepLines w:val="1"/>
     </w:pPr>
     <w:rPr/>
+  </w:style>
+  <w:style w:type="table" w:styleId="TableNormal" w:default="1">
+    <w:name w:val="TableNormal"/>
+    <w:tblPr>
+      <w:tblCellMar>
+        <w:top w:w="100.0" w:type="dxa"/>
+        <w:left w:w="100.0" w:type="dxa"/>
+        <w:bottom w:w="100.0" w:type="dxa"/>
+        <w:right w:w="100.0" w:type="dxa"/>
+      </w:tblCellMar>
+    </w:tblPr>
+  </w:style>
+  <w:style w:type="paragraph" w:styleId="Normal" w:default="1">
+    <w:name w:val="normal"/>
+  </w:style>
+  <w:style w:type="table" w:styleId="Table1">
+    <w:basedOn w:val="TableNormal"/>
+    <w:tblPr>
+      <w:tblStyleRowBandSize w:val="1"/>
+      <w:tblStyleColBandSize w:val="1"/>
+    </w:tblPr>
+  </w:style>
+  <w:style w:type="table" w:styleId="Table2">
+    <w:basedOn w:val="TableNormal"/>
+    <w:tblPr>
+      <w:tblStyleRowBandSize w:val="1"/>
+      <w:tblStyleColBandSize w:val="1"/>
+    </w:tblPr>
+  </w:style>
+  <w:style w:type="table" w:styleId="Table3">
+    <w:basedOn w:val="TableNormal"/>
+    <w:tblPr>
+      <w:tblStyleRowBandSize w:val="1"/>
+      <w:tblStyleColBandSize w:val="1"/>
+    </w:tblPr>
+  </w:style>
+  <w:style w:type="table" w:styleId="Table4">
+    <w:basedOn w:val="TableNormal"/>
+    <w:tblPr>
+      <w:tblStyleRowBandSize w:val="1"/>
+      <w:tblStyleColBandSize w:val="1"/>
+    </w:tblPr>
+  </w:style>
+  <w:style w:type="table" w:styleId="Table5">
+    <w:basedOn w:val="TableNormal"/>
+    <w:tblPr>
+      <w:tblStyleRowBandSize w:val="1"/>
+      <w:tblStyleColBandSize w:val="1"/>
+    </w:tblPr>
   </w:style>
   <w:style w:type="paragraph" w:styleId="Subtitle">
     <w:name w:val="Subtitle"/>
@@ -1671,4 +1821,19 @@
   </a:objectDefaults>
   <a:extraClrSchemeLst/>
 </a:theme>
+</file>
+
+<file path=customXML/item1.xml><?xml version="1.0" encoding="utf-8"?>
+<go:gDocsCustomXmlDataStorage xmlns:go="http://customooxmlschemas.google.com/" xmlns:r="http://schemas.openxmlformats.org/officeDocument/2006/relationships" uri="GoogleDocsCustomDataVersion2">
+  <go:docsCustomData xmlns:go="http://customooxmlschemas.google.com/" roundtripDataSignature="AMtx7miksvmulqYO9a1MiHcWWg/Px6O6WA==">CgMxLjAyDmgudWtjamp0cnk3c29zOAByITE1WERHWmdlQ1o1a3hsdmU2OUJGY1F5R1AyZGlkYWViVw==</go:docsCustomData>
+</go:gDocsCustomXmlDataStorage>
+</file>
+
+<file path=customXML/itemProps1.xml><?xml version="1.0" encoding="utf-8"?>
+<ds:datastoreItem xmlns:ds="http://schemas.openxmlformats.org/officeDocument/2006/customXml" ds:itemID="{11111111-1234-1234-1234-123412341234}">
+  <ds:schemaRefs>
+    <ds:schemaRef ds:uri="http://schemas.openxmlformats.org/officeDocument/2006/relationships"/>
+    <ds:schemaRef ds:uri="http://customooxmlschemas.google.com/"/>
+  </ds:schemaRefs>
+</ds:datastoreItem>
 </file>